--- a/pr-preview/pr-435/basic-statistical-methods-handout.docx
+++ b/pr-preview/pr-435/basic-statistical-methods-handout.docx
@@ -15,7 +15,7 @@
         <w:pStyle w:val="Date"/>
       </w:pPr>
       <w:r>
-        <w:t xml:space="preserve">Last modified: 2026-10-22 14:16:35 (PDT)</w:t>
+        <w:t xml:space="preserve">Last modified: 2026-10-22 16:14:19 (PDT)</w:t>
       </w:r>
     </w:p>
     <w:bookmarkStart w:id="13" w:name="introduction"/>
@@ -8137,7 +8137,10 @@
             </m:accPr>
             <m:e>
               <m:r>
-                <m:t>ν</m:t>
+                <m:rPr>
+                  <m:sty m:val="p"/>
+                </m:rPr>
+                <m:t>df</m:t>
               </m:r>
             </m:e>
           </m:acc>
@@ -8577,7 +8580,10 @@
               </m:accPr>
               <m:e>
                 <m:r>
-                  <m:t>ν</m:t>
+                  <m:rPr>
+                    <m:sty m:val="p"/>
+                  </m:rPr>
+                  <m:t>df</m:t>
                 </m:r>
               </m:e>
             </m:acc>
@@ -8661,7 +8667,10 @@
               </m:accPr>
               <m:e>
                 <m:r>
-                  <m:t>ν</m:t>
+                  <m:rPr>
+                    <m:sty m:val="p"/>
+                  </m:rPr>
+                  <m:t>df</m:t>
                 </m:r>
               </m:e>
             </m:acc>
@@ -12340,7 +12349,10 @@
                 </m:accPr>
                 <m:e>
                   <m:r>
-                    <m:t>ν</m:t>
+                    <m:rPr>
+                      <m:sty m:val="p"/>
+                    </m:rPr>
+                    <m:t>df</m:t>
                   </m:r>
                 </m:e>
               </m:acc>
@@ -12499,7 +12511,10 @@
               </m:accPr>
               <m:e>
                 <m:r>
-                  <m:t>ν</m:t>
+                  <m:rPr>
+                    <m:sty m:val="p"/>
+                  </m:rPr>
+                  <m:t>df</m:t>
                 </m:r>
               </m:e>
             </m:acc>
@@ -12597,7 +12612,10 @@
               </m:accPr>
               <m:e>
                 <m:r>
-                  <m:t>ν</m:t>
+                  <m:rPr>
+                    <m:sty m:val="p"/>
+                  </m:rPr>
+                  <m:t>df</m:t>
                 </m:r>
               </m:e>
             </m:acc>
